--- a/resourceDocuments/Execution_Detection_Resources.docx
+++ b/resourceDocuments/Execution_Detection_Resources.docx
@@ -637,6 +637,23 @@
         <w:t>Option 1: Arize Phoenix</w:t>
       </w:r>
       <w:bookmarkEnd w:id="1001"/>
+    </w:p>
+    <w:p>
+      <w:r>
+        <w:rPr>
+          <w:b/>
+        </w:rPr>
+        <w:t xml:space="preserve">Official Website: </w:t>
+      </w:r>
+      <w:hyperlink r:id="rId9">
+        <w:r>
+          <w:rPr>
+            <w:color w:val="0563C1"/>
+            <w:u w:val="single"/>
+          </w:rPr>
+          <w:t>https://phoenix.arize.com</w:t>
+        </w:r>
+      </w:hyperlink>
     </w:p>
     <w:p>
       <w:bookmarkStart w:id="1002" w:name="_Toc1002"/>
@@ -1315,6 +1332,23 @@
       <w:bookmarkEnd w:id="1014"/>
     </w:p>
     <w:p>
+      <w:r>
+        <w:rPr>
+          <w:b/>
+        </w:rPr>
+        <w:t xml:space="preserve">Official Website: </w:t>
+      </w:r>
+      <w:hyperlink r:id="rId10">
+        <w:r>
+          <w:rPr>
+            <w:color w:val="0563C1"/>
+            <w:u w:val="single"/>
+          </w:rPr>
+          <w:t>https://www.traceloop.com</w:t>
+        </w:r>
+      </w:hyperlink>
+    </w:p>
+    <w:p>
       <w:bookmarkStart w:id="1015" w:name="_Toc1015"/>
       <w:pPr>
         <w:pStyle w:val="Heading2"/>
@@ -1901,6 +1935,23 @@
         <w:t>Option 3: Langfuse</w:t>
       </w:r>
       <w:bookmarkEnd w:id="1027"/>
+    </w:p>
+    <w:p>
+      <w:r>
+        <w:rPr>
+          <w:b/>
+        </w:rPr>
+        <w:t xml:space="preserve">Official Website: </w:t>
+      </w:r>
+      <w:hyperlink r:id="rId11">
+        <w:r>
+          <w:rPr>
+            <w:color w:val="0563C1"/>
+            <w:u w:val="single"/>
+          </w:rPr>
+          <w:t>https://langfuse.com</w:t>
+        </w:r>
+      </w:hyperlink>
     </w:p>
     <w:p>
       <w:bookmarkStart w:id="1028" w:name="_Toc1028"/>

--- a/resourceDocuments/Execution_Detection_Resources.docx
+++ b/resourceDocuments/Execution_Detection_Resources.docx
@@ -1302,6 +1302,212 @@
       </w:r>
     </w:p>
     <w:p>
+      <w:pPr>
+        <w:pStyle w:val="Heading2"/>
+      </w:pPr>
+      <w:r>
+        <w:t>## Tool Validation Catalog</w:t>
+      </w:r>
+    </w:p>
+    <w:tbl>
+      <w:tblPr>
+        <w:tblStyle w:val="TableGrid"/>
+        <w:tblW w:type="auto" w:w="0"/>
+        <w:tblLook w:firstColumn="1" w:firstRow="1" w:lastColumn="0" w:lastRow="0" w:noHBand="0" w:noVBand="1" w:val="04A0"/>
+      </w:tblPr>
+      <w:tblGrid>
+        <w:gridCol w:w="1440"/>
+        <w:gridCol w:w="1440"/>
+        <w:gridCol w:w="1440"/>
+        <w:gridCol w:w="1440"/>
+        <w:gridCol w:w="1440"/>
+        <w:gridCol w:w="1440"/>
+      </w:tblGrid>
+      <w:tr>
+        <w:tc>
+          <w:tcPr>
+            <w:tcW w:type="dxa" w:w="1440"/>
+          </w:tcPr>
+          <w:p>
+            <w:r>
+              <w:t>Resource</w:t>
+            </w:r>
+          </w:p>
+        </w:tc>
+        <w:tc>
+          <w:tcPr>
+            <w:tcW w:type="dxa" w:w="1440"/>
+          </w:tcPr>
+          <w:p>
+            <w:r>
+              <w:t>What It Measures</w:t>
+            </w:r>
+          </w:p>
+        </w:tc>
+        <w:tc>
+          <w:tcPr>
+            <w:tcW w:type="dxa" w:w="1440"/>
+          </w:tcPr>
+          <w:p>
+            <w:r>
+              <w:t>Source System</w:t>
+            </w:r>
+          </w:p>
+        </w:tc>
+        <w:tc>
+          <w:tcPr>
+            <w:tcW w:type="dxa" w:w="1440"/>
+          </w:tcPr>
+          <w:p>
+            <w:r>
+              <w:t>Actual Data Comes From</w:t>
+            </w:r>
+          </w:p>
+        </w:tc>
+        <w:tc>
+          <w:tcPr>
+            <w:tcW w:type="dxa" w:w="1440"/>
+          </w:tcPr>
+          <w:p>
+            <w:r>
+              <w:t>Validated Y/N</w:t>
+            </w:r>
+          </w:p>
+        </w:tc>
+        <w:tc>
+          <w:tcPr>
+            <w:tcW w:type="dxa" w:w="1440"/>
+          </w:tcPr>
+          <w:p>
+            <w:r>
+              <w:t>Open-source Y/N</w:t>
+            </w:r>
+          </w:p>
+        </w:tc>
+      </w:tr>
+      <w:tr>
+        <w:tc>
+          <w:tcPr>
+            <w:tcW w:type="dxa" w:w="1440"/>
+          </w:tcPr>
+          <w:p>
+            <w:r>
+              <w:t>Phoenix</w:t>
+            </w:r>
+          </w:p>
+        </w:tc>
+        <w:tc>
+          <w:tcPr>
+            <w:tcW w:type="dxa" w:w="1440"/>
+          </w:tcPr>
+          <w:p>
+            <w:r>
+              <w:t>Pipeline Execution Status</w:t>
+            </w:r>
+          </w:p>
+        </w:tc>
+        <w:tc>
+          <w:tcPr>
+            <w:tcW w:type="dxa" w:w="1440"/>
+          </w:tcPr>
+          <w:p>
+            <w:r>
+              <w:t>test_phoenix_agent.py</w:t>
+            </w:r>
+          </w:p>
+        </w:tc>
+        <w:tc>
+          <w:tcPr>
+            <w:tcW w:type="dxa" w:w="1440"/>
+          </w:tcPr>
+          <w:p>
+            <w:r>
+              <w:t>OpenTelemetry Spans</w:t>
+            </w:r>
+          </w:p>
+        </w:tc>
+        <w:tc>
+          <w:tcPr>
+            <w:tcW w:type="dxa" w:w="1440"/>
+          </w:tcPr>
+          <w:p>
+            <w:r>
+              <w:t>Yes</w:t>
+            </w:r>
+          </w:p>
+        </w:tc>
+        <w:tc>
+          <w:tcPr>
+            <w:tcW w:type="dxa" w:w="1440"/>
+          </w:tcPr>
+          <w:p>
+            <w:r>
+              <w:t>Yes</w:t>
+            </w:r>
+          </w:p>
+        </w:tc>
+      </w:tr>
+    </w:tbl>
+    <w:p>
+      <w:pPr>
+        <w:pStyle w:val="Heading2"/>
+      </w:pPr>
+      <w:r>
+        <w:t>## Captured Data Points by Source</w:t>
+      </w:r>
+    </w:p>
+    <w:p>
+      <w:pPr>
+        <w:pStyle w:val="Heading3"/>
+      </w:pPr>
+      <w:r>
+        <w:t>### 1. Phoenix (Execution Dimension)</w:t>
+      </w:r>
+    </w:p>
+    <w:p>
+      <w:r>
+        <w:t>Phoenix captures native LangChain execution traces along with custom span attributes injected to track agent pipeline metadata.</w:t>
+      </w:r>
+    </w:p>
+    <w:p>
+      <w:pPr>
+        <w:pStyle w:val="ListBullet"/>
+      </w:pPr>
+      <w:r>
+        <w:t>* **Data Point 1 (Pipeline Execution Span):**</w:t>
+        <w:br/>
+        <w:t xml:space="preserve">  * `span.name`: `ExecutionAgents_Execution`</w:t>
+        <w:br/>
+        <w:t xml:space="preserve">  * `status`: `ERROR`</w:t>
+        <w:br/>
+        <w:t xml:space="preserve">  * `reason`: "Agent failed after 2 iterations (forced span status to ERROR)."</w:t>
+      </w:r>
+    </w:p>
+    <w:p>
+      <w:pPr>
+        <w:pStyle w:val="ListBullet"/>
+      </w:pPr>
+      <w:r>
+        <w:t>* **Data Point 2 (Agent Execution Status):**</w:t>
+        <w:br/>
+        <w:t xml:space="preserve">  * `metric_name`: `agent.execution_status` (Custom Attribute)</w:t>
+        <w:br/>
+        <w:t xml:space="preserve">  * `value`: `failed`</w:t>
+      </w:r>
+    </w:p>
+    <w:p>
+      <w:pPr>
+        <w:pStyle w:val="ListBullet"/>
+      </w:pPr>
+      <w:r>
+        <w:t>* **Data Point 3 (Iterations Used):**</w:t>
+        <w:br/>
+        <w:t xml:space="preserve">  * `metric_name`: `agent.iterations_used` (Custom Attribute)</w:t>
+        <w:br/>
+        <w:t xml:space="preserve">  * `value`: `2`</w:t>
+      </w:r>
+    </w:p>
+    <w:p>
       <w:bookmarkStart w:id="1013" w:name="_Toc1013"/>
       <w:pPr>
         <w:pStyle w:val="Heading2"/>
@@ -1904,6 +2110,212 @@
             </a:graphic>
           </wp:inline>
         </w:drawing>
+      </w:r>
+    </w:p>
+    <w:p>
+      <w:pPr>
+        <w:pStyle w:val="Heading2"/>
+      </w:pPr>
+      <w:r>
+        <w:t>## Tool Validation Catalog</w:t>
+      </w:r>
+    </w:p>
+    <w:tbl>
+      <w:tblPr>
+        <w:tblStyle w:val="TableGrid"/>
+        <w:tblW w:type="auto" w:w="0"/>
+        <w:tblLook w:firstColumn="1" w:firstRow="1" w:lastColumn="0" w:lastRow="0" w:noHBand="0" w:noVBand="1" w:val="04A0"/>
+      </w:tblPr>
+      <w:tblGrid>
+        <w:gridCol w:w="1440"/>
+        <w:gridCol w:w="1440"/>
+        <w:gridCol w:w="1440"/>
+        <w:gridCol w:w="1440"/>
+        <w:gridCol w:w="1440"/>
+        <w:gridCol w:w="1440"/>
+      </w:tblGrid>
+      <w:tr>
+        <w:tc>
+          <w:tcPr>
+            <w:tcW w:type="dxa" w:w="1440"/>
+          </w:tcPr>
+          <w:p>
+            <w:r>
+              <w:t>Resource</w:t>
+            </w:r>
+          </w:p>
+        </w:tc>
+        <w:tc>
+          <w:tcPr>
+            <w:tcW w:type="dxa" w:w="1440"/>
+          </w:tcPr>
+          <w:p>
+            <w:r>
+              <w:t>What It Measures</w:t>
+            </w:r>
+          </w:p>
+        </w:tc>
+        <w:tc>
+          <w:tcPr>
+            <w:tcW w:type="dxa" w:w="1440"/>
+          </w:tcPr>
+          <w:p>
+            <w:r>
+              <w:t>Source System</w:t>
+            </w:r>
+          </w:p>
+        </w:tc>
+        <w:tc>
+          <w:tcPr>
+            <w:tcW w:type="dxa" w:w="1440"/>
+          </w:tcPr>
+          <w:p>
+            <w:r>
+              <w:t>Actual Data Comes From</w:t>
+            </w:r>
+          </w:p>
+        </w:tc>
+        <w:tc>
+          <w:tcPr>
+            <w:tcW w:type="dxa" w:w="1440"/>
+          </w:tcPr>
+          <w:p>
+            <w:r>
+              <w:t>Validated Y/N</w:t>
+            </w:r>
+          </w:p>
+        </w:tc>
+        <w:tc>
+          <w:tcPr>
+            <w:tcW w:type="dxa" w:w="1440"/>
+          </w:tcPr>
+          <w:p>
+            <w:r>
+              <w:t>Open-source Y/N</w:t>
+            </w:r>
+          </w:p>
+        </w:tc>
+      </w:tr>
+      <w:tr>
+        <w:tc>
+          <w:tcPr>
+            <w:tcW w:type="dxa" w:w="1440"/>
+          </w:tcPr>
+          <w:p>
+            <w:r>
+              <w:t>Langfuse</w:t>
+            </w:r>
+          </w:p>
+        </w:tc>
+        <w:tc>
+          <w:tcPr>
+            <w:tcW w:type="dxa" w:w="1440"/>
+          </w:tcPr>
+          <w:p>
+            <w:r>
+              <w:t>Execution Success Score</w:t>
+            </w:r>
+          </w:p>
+        </w:tc>
+        <w:tc>
+          <w:tcPr>
+            <w:tcW w:type="dxa" w:w="1440"/>
+          </w:tcPr>
+          <w:p>
+            <w:r>
+              <w:t>test_langfuse.py</w:t>
+            </w:r>
+          </w:p>
+        </w:tc>
+        <w:tc>
+          <w:tcPr>
+            <w:tcW w:type="dxa" w:w="1440"/>
+          </w:tcPr>
+          <w:p>
+            <w:r>
+              <w:t>CallbackHandler Trace Metrics</w:t>
+            </w:r>
+          </w:p>
+        </w:tc>
+        <w:tc>
+          <w:tcPr>
+            <w:tcW w:type="dxa" w:w="1440"/>
+          </w:tcPr>
+          <w:p>
+            <w:r>
+              <w:t>Yes</w:t>
+            </w:r>
+          </w:p>
+        </w:tc>
+        <w:tc>
+          <w:tcPr>
+            <w:tcW w:type="dxa" w:w="1440"/>
+          </w:tcPr>
+          <w:p>
+            <w:r>
+              <w:t>Yes</w:t>
+            </w:r>
+          </w:p>
+        </w:tc>
+      </w:tr>
+    </w:tbl>
+    <w:p>
+      <w:pPr>
+        <w:pStyle w:val="Heading2"/>
+      </w:pPr>
+      <w:r>
+        <w:t>## Captured Data Points by Source</w:t>
+      </w:r>
+    </w:p>
+    <w:p>
+      <w:pPr>
+        <w:pStyle w:val="Heading3"/>
+      </w:pPr>
+      <w:r>
+        <w:t>### 2. Langfuse (Execution Dimension)</w:t>
+      </w:r>
+    </w:p>
+    <w:p>
+      <w:r>
+        <w:t>Langfuse captures traces via the CallbackHandler and evaluates them using explicit numerical scores injected via the SDK.</w:t>
+      </w:r>
+    </w:p>
+    <w:p>
+      <w:pPr>
+        <w:pStyle w:val="ListBullet"/>
+      </w:pPr>
+      <w:r>
+        <w:t>* **Data Point 1 (Agent Pipeline Trace):**</w:t>
+        <w:br/>
+        <w:t xml:space="preserve">  * `trace_name`: `Deploy Production RDS Instance with Terraform`</w:t>
+        <w:br/>
+        <w:t xml:space="preserve">  * `status`: `FAILED`</w:t>
+      </w:r>
+    </w:p>
+    <w:p>
+      <w:pPr>
+        <w:pStyle w:val="ListBullet"/>
+      </w:pPr>
+      <w:r>
+        <w:t>* **Data Point 2 (Execution Success Score):**</w:t>
+        <w:br/>
+        <w:t xml:space="preserve">  * `metric_name`: `execution_success`</w:t>
+        <w:br/>
+        <w:t xml:space="preserve">  * `value`: `0.0` (Failed)</w:t>
+        <w:br/>
+        <w:t xml:space="preserve">  * `reason`: "Score explicitly posted to the trace via SDK because response.status was not success."</w:t>
+      </w:r>
+    </w:p>
+    <w:p>
+      <w:pPr>
+        <w:pStyle w:val="ListBullet"/>
+      </w:pPr>
+      <w:r>
+        <w:t>* **Data Point 3 (Execution Context):**</w:t>
+        <w:br/>
+        <w:t xml:space="preserve">  * `metric_name`: `comment`</w:t>
+        <w:br/>
+        <w:t xml:space="preserve">  * `value`: "Finished in 2 iterations."</w:t>
       </w:r>
     </w:p>
     <w:p>
@@ -2547,6 +2959,216 @@
       </w:r>
     </w:p>
     <w:p>
+      <w:pPr>
+        <w:pStyle w:val="Heading2"/>
+      </w:pPr>
+      <w:r>
+        <w:t>## Tool Validation Catalog</w:t>
+      </w:r>
+    </w:p>
+    <w:tbl>
+      <w:tblPr>
+        <w:tblStyle w:val="TableGrid"/>
+        <w:tblW w:type="auto" w:w="0"/>
+        <w:tblLook w:firstColumn="1" w:firstRow="1" w:lastColumn="0" w:lastRow="0" w:noHBand="0" w:noVBand="1" w:val="04A0"/>
+      </w:tblPr>
+      <w:tblGrid>
+        <w:gridCol w:w="1440"/>
+        <w:gridCol w:w="1440"/>
+        <w:gridCol w:w="1440"/>
+        <w:gridCol w:w="1440"/>
+        <w:gridCol w:w="1440"/>
+        <w:gridCol w:w="1440"/>
+      </w:tblGrid>
+      <w:tr>
+        <w:tc>
+          <w:tcPr>
+            <w:tcW w:type="dxa" w:w="1440"/>
+          </w:tcPr>
+          <w:p>
+            <w:r>
+              <w:t>Resource</w:t>
+            </w:r>
+          </w:p>
+        </w:tc>
+        <w:tc>
+          <w:tcPr>
+            <w:tcW w:type="dxa" w:w="1440"/>
+          </w:tcPr>
+          <w:p>
+            <w:r>
+              <w:t>What It Measures</w:t>
+            </w:r>
+          </w:p>
+        </w:tc>
+        <w:tc>
+          <w:tcPr>
+            <w:tcW w:type="dxa" w:w="1440"/>
+          </w:tcPr>
+          <w:p>
+            <w:r>
+              <w:t>Source System</w:t>
+            </w:r>
+          </w:p>
+        </w:tc>
+        <w:tc>
+          <w:tcPr>
+            <w:tcW w:type="dxa" w:w="1440"/>
+          </w:tcPr>
+          <w:p>
+            <w:r>
+              <w:t>Actual Data Comes From</w:t>
+            </w:r>
+          </w:p>
+        </w:tc>
+        <w:tc>
+          <w:tcPr>
+            <w:tcW w:type="dxa" w:w="1440"/>
+          </w:tcPr>
+          <w:p>
+            <w:r>
+              <w:t>Validated Y/N</w:t>
+            </w:r>
+          </w:p>
+        </w:tc>
+        <w:tc>
+          <w:tcPr>
+            <w:tcW w:type="dxa" w:w="1440"/>
+          </w:tcPr>
+          <w:p>
+            <w:r>
+              <w:t>Open-source Y/N</w:t>
+            </w:r>
+          </w:p>
+        </w:tc>
+      </w:tr>
+      <w:tr>
+        <w:tc>
+          <w:tcPr>
+            <w:tcW w:type="dxa" w:w="1440"/>
+          </w:tcPr>
+          <w:p>
+            <w:r>
+              <w:t>Traceloop</w:t>
+            </w:r>
+          </w:p>
+        </w:tc>
+        <w:tc>
+          <w:tcPr>
+            <w:tcW w:type="dxa" w:w="1440"/>
+          </w:tcPr>
+          <w:p>
+            <w:r>
+              <w:t>Workflow Status</w:t>
+            </w:r>
+          </w:p>
+        </w:tc>
+        <w:tc>
+          <w:tcPr>
+            <w:tcW w:type="dxa" w:w="1440"/>
+          </w:tcPr>
+          <w:p>
+            <w:r>
+              <w:t>test_traceloop.py</w:t>
+            </w:r>
+          </w:p>
+        </w:tc>
+        <w:tc>
+          <w:tcPr>
+            <w:tcW w:type="dxa" w:w="1440"/>
+          </w:tcPr>
+          <w:p>
+            <w:r>
+              <w:t>Traceloop Decorators</w:t>
+            </w:r>
+          </w:p>
+        </w:tc>
+        <w:tc>
+          <w:tcPr>
+            <w:tcW w:type="dxa" w:w="1440"/>
+          </w:tcPr>
+          <w:p>
+            <w:r>
+              <w:t>Yes</w:t>
+            </w:r>
+          </w:p>
+        </w:tc>
+        <w:tc>
+          <w:tcPr>
+            <w:tcW w:type="dxa" w:w="1440"/>
+          </w:tcPr>
+          <w:p>
+            <w:r>
+              <w:t>No</w:t>
+            </w:r>
+          </w:p>
+        </w:tc>
+      </w:tr>
+    </w:tbl>
+    <w:p>
+      <w:pPr>
+        <w:pStyle w:val="Heading2"/>
+      </w:pPr>
+      <w:r>
+        <w:t>## Captured Data Points by Source</w:t>
+      </w:r>
+    </w:p>
+    <w:p>
+      <w:pPr>
+        <w:pStyle w:val="Heading3"/>
+      </w:pPr>
+      <w:r>
+        <w:t>### 3. Traceloop (Execution Dimension)</w:t>
+      </w:r>
+    </w:p>
+    <w:p>
+      <w:r>
+        <w:t>Traceloop tracks tasks and workflows automatically using SDK decorators (@task and @workflow).</w:t>
+      </w:r>
+    </w:p>
+    <w:p>
+      <w:pPr>
+        <w:pStyle w:val="ListBullet"/>
+      </w:pPr>
+      <w:r>
+        <w:t>* **Data Point 1 (Workflow Status):**</w:t>
+        <w:br/>
+        <w:t xml:space="preserve">  * `workflow.name`: `deploy_rds_workflow`</w:t>
+        <w:br/>
+        <w:t xml:space="preserve">  * `status`: `ERROR`</w:t>
+        <w:br/>
+        <w:t xml:space="preserve">  * `reason`: "Workflow failed after explicit RuntimeError was raised on non-success status."</w:t>
+      </w:r>
+    </w:p>
+    <w:p>
+      <w:pPr>
+        <w:pStyle w:val="ListBullet"/>
+      </w:pPr>
+      <w:r>
+        <w:t>* **Data Point 2 (Node Task - Plan):**</w:t>
+        <w:br/>
+        <w:t xml:space="preserve">  * `task.name`: `plan`</w:t>
+        <w:br/>
+        <w:t xml:space="preserve">  * `status`: `OK`</w:t>
+        <w:br/>
+        <w:t xml:space="preserve">  * `reason`: "The LLM successfully generated an execution plan for the files."</w:t>
+      </w:r>
+    </w:p>
+    <w:p>
+      <w:pPr>
+        <w:pStyle w:val="ListBullet"/>
+      </w:pPr>
+      <w:r>
+        <w:t>* **Data Point 3 (Node Task - Execute):**</w:t>
+        <w:br/>
+        <w:t xml:space="preserve">  * `task.name`: `execute`</w:t>
+        <w:br/>
+        <w:t xml:space="preserve">  * `status`: `ERROR`</w:t>
+        <w:br/>
+        <w:t xml:space="preserve">  * `reason`: "The shell commands failed during the execution phase."</w:t>
+      </w:r>
+    </w:p>
+    <w:p>
       <w:bookmarkStart w:id="1040" w:name="_Toc1040"/>
       <w:pPr>
         <w:pStyle w:val="Heading2"/>
